--- a/assets/cv/EricAlvarez_CV_2026.docx
+++ b/assets/cv/EricAlvarez_CV_2026.docx
@@ -9,8 +9,8 @@
         <w:jc w:val="center"/>
         <w:rPr>
           <w:rFonts w:ascii="Times New Roman" w:cs="Times New Roman" w:eastAsia="Times New Roman" w:hAnsi="Times New Roman"/>
-          <w:sz w:val="44"/>
-          <w:szCs w:val="44"/>
+          <w:sz w:val="40"/>
+          <w:szCs w:val="40"/>
         </w:rPr>
       </w:pPr>
       <w:r>
@@ -19,8 +19,8 @@
           <w:b w:val="1"/>
           <w:bCs w:val="1"/>
           <w:color w:val="1b3a6b"/>
-          <w:sz w:val="44"/>
-          <w:szCs w:val="44"/>
+          <w:sz w:val="40"/>
+          <w:szCs w:val="40"/>
           <w:rtl w:val="0"/>
         </w:rPr>
         <w:t xml:space="preserve">ERIC MICHAEL O. ALVAREZ</w:t>
@@ -676,6 +676,82 @@
               <w:jc w:val="both"/>
               <w:rPr>
                 <w:rFonts w:ascii="Times New Roman" w:cs="Times New Roman" w:eastAsia="Times New Roman" w:hAnsi="Times New Roman"/>
+                <w:b w:val="1"/>
+                <w:bCs w:val="1"/>
+                <w:color w:val="1b3a6b"/>
+              </w:rPr>
+            </w:pPr>
+            <w:r>
+              <w:rPr>
+                <w:rFonts w:ascii="Times New Roman" w:cs="Times New Roman" w:eastAsia="Times New Roman" w:hAnsi="Times New Roman"/>
+                <w:b w:val="1"/>
+                <w:bCs w:val="1"/>
+                <w:color w:val="1b3a6b"/>
+                <w:rtl w:val="0"/>
+              </w:rPr>
+              <w:t xml:space="preserve">Data &amp; Messaging</w:t>
+            </w:r>
+          </w:p>
+        </w:tc>
+        <w:tc>
+          <w:tcPr>
+            <w:tcBorders>
+              <w:top w:color="dbeafe" w:space="0" w:sz="4" w:val="single"/>
+              <w:left w:color="dbeafe" w:space="0" w:sz="4" w:val="single"/>
+              <w:bottom w:color="dbeafe" w:space="0" w:sz="4" w:val="single"/>
+              <w:right w:color="dbeafe" w:space="0" w:sz="4" w:val="single"/>
+            </w:tcBorders>
+            <w:tcMar>
+              <w:top w:w="80.0" w:type="dxa"/>
+              <w:left w:w="160.0" w:type="dxa"/>
+              <w:bottom w:w="80.0" w:type="dxa"/>
+              <w:right w:w="160.0" w:type="dxa"/>
+            </w:tcMar>
+          </w:tcPr>
+          <w:p>
+            <w:pPr>
+              <w:jc w:val="both"/>
+              <w:rPr>
+                <w:rFonts w:ascii="Times New Roman" w:cs="Times New Roman" w:eastAsia="Times New Roman" w:hAnsi="Times New Roman"/>
+              </w:rPr>
+            </w:pPr>
+            <w:r>
+              <w:rPr>
+                <w:rFonts w:ascii="Times New Roman" w:cs="Times New Roman" w:eastAsia="Times New Roman" w:hAnsi="Times New Roman"/>
+                <w:rtl w:val="0"/>
+              </w:rPr>
+              <w:t xml:space="preserve">RabbitMQ, ETL Pipelines, Google BigQuery, Adobe Analytics</w:t>
+            </w:r>
+          </w:p>
+        </w:tc>
+      </w:tr>
+      <w:tr>
+        <w:trPr>
+          <w:cantSplit w:val="0"/>
+          <w:tblHeader w:val="0"/>
+        </w:trPr>
+        <w:tc>
+          <w:tcPr>
+            <w:tcBorders>
+              <w:top w:color="dbeafe" w:space="0" w:sz="4" w:val="single"/>
+              <w:left w:color="dbeafe" w:space="0" w:sz="4" w:val="single"/>
+              <w:bottom w:color="dbeafe" w:space="0" w:sz="4" w:val="single"/>
+              <w:right w:color="dbeafe" w:space="0" w:sz="4" w:val="single"/>
+            </w:tcBorders>
+            <w:shd w:fill="eef2ff" w:val="clear"/>
+            <w:tcMar>
+              <w:top w:w="80.0" w:type="dxa"/>
+              <w:left w:w="160.0" w:type="dxa"/>
+              <w:bottom w:w="80.0" w:type="dxa"/>
+              <w:right w:w="160.0" w:type="dxa"/>
+            </w:tcMar>
+            <w:vAlign w:val="center"/>
+          </w:tcPr>
+          <w:p>
+            <w:pPr>
+              <w:jc w:val="both"/>
+              <w:rPr>
+                <w:rFonts w:ascii="Times New Roman" w:cs="Times New Roman" w:eastAsia="Times New Roman" w:hAnsi="Times New Roman"/>
               </w:rPr>
             </w:pPr>
             <w:r>
@@ -1139,7 +1215,7 @@
           <w:szCs w:val="19"/>
           <w:rtl w:val="0"/>
         </w:rPr>
-        <w:t xml:space="preserve">Oct 2023 – Jul 2026</w:t>
+        <w:t xml:space="preserve">Oct 2023 – Present</w:t>
       </w:r>
       <w:r>
         <w:rPr>
@@ -1186,7 +1262,7 @@
           <w:rFonts w:ascii="Times New Roman" w:cs="Times New Roman" w:eastAsia="Times New Roman" w:hAnsi="Times New Roman"/>
           <w:rtl w:val="0"/>
         </w:rPr>
-        <w:t xml:space="preserve">Architected and modernized the end-to-end check-in flow, including backend-driven eligibility checks (bags, seats, boarding passes). Re-architected core components using Kotlin, Jetpack Compose, coroutines, and Clean Architecture (MVVM/MVI) to ensure portability, maintainability, and alignment with modern Android standards - accelerating development cycles across multiple client platforms.</w:t>
+        <w:t xml:space="preserve">Designed and modernized the end-to-end check-in flow, including backend-driven eligibility checks (bags, seats, boarding passes). Re-architected core components using Kotlin, Jetpack Compose, coroutines, and Clean Architecture (MVVM/MVI) to ensure portability, maintainability, and alignment with modern Android standards - accelerating development cycles across multiple client platforms.</w:t>
       </w:r>
     </w:p>
     <w:p>
@@ -1672,7 +1748,7 @@
           <w:szCs w:val="18"/>
           <w:rtl w:val="0"/>
         </w:rPr>
-        <w:t xml:space="preserve">Android (Kotlin, XML), (Angular, TypeScript, Bootstrap), (Node.js/Express, PostgreSQL), GitLab, GitHub Actions, CI/CD</w:t>
+        <w:t xml:space="preserve">Android (Kotlin, XML), (Angular, TypeScript, Bootstrap), (Node.js/Express, PostgreSQL, RabbitMQ, ETL), GitLab, GitHub Actions, CI/CD</w:t>
       </w:r>
       <w:r>
         <w:rPr>
@@ -1978,11 +2054,6 @@
         </w:rPr>
         <w:t xml:space="preserve">Re-architected and migrated core application features (catalog browsing, content download, and video playback) from Java to Kotlin, restructuring under Clean Architecture and MVVM - including modernizing video playback with Coroutines and ExoPlayer, improving performance by 12%, stability by 9%, and long-term maintainability through greater modularity and testability.</w:t>
       </w:r>
-      <w:r>
-        <w:rPr>
-          <w:rtl w:val="0"/>
-        </w:rPr>
-      </w:r>
     </w:p>
     <w:p>
       <w:pPr>
@@ -2582,7 +2653,7 @@
           <w:color w:val="999999"/>
           <w:rtl w:val="0"/>
         </w:rPr>
-        <w:t xml:space="preserve">2023 - Present</w:t>
+        <w:t xml:space="preserve">2023</w:t>
       </w:r>
       <w:r>
         <w:rPr>
@@ -2592,7 +2663,7 @@
     </w:p>
     <w:sectPr>
       <w:pgSz w:h="15840" w:w="12240" w:orient="portrait"/>
-      <w:pgMar w:bottom="1080" w:top="566.9291338582677" w:left="850.3937007874016" w:right="1080" w:header="708" w:footer="708"/>
+      <w:pgMar w:bottom="1080" w:top="283.46456692913387" w:left="850.3937007874016" w:right="1080" w:header="708" w:footer="708"/>
       <w:pgNumType w:start="1"/>
     </w:sectPr>
   </w:body>
@@ -3040,6 +3111,33 @@
   </w:style>
   <w:style w:type="paragraph" w:styleId="Normal" w:default="1">
     <w:name w:val="normal"/>
+  </w:style>
+  <w:style w:type="table" w:styleId="TableNormal" w:default="1">
+    <w:name w:val="TableNormal"/>
+    <w:tblPr>
+      <w:tblCellMar>
+        <w:top w:w="100.0" w:type="dxa"/>
+        <w:left w:w="100.0" w:type="dxa"/>
+        <w:bottom w:w="100.0" w:type="dxa"/>
+        <w:right w:w="100.0" w:type="dxa"/>
+      </w:tblCellMar>
+    </w:tblPr>
+  </w:style>
+  <w:style w:type="paragraph" w:styleId="Normal" w:default="1">
+    <w:name w:val="normal"/>
+  </w:style>
+  <w:style w:type="table" w:styleId="Table1">
+    <w:basedOn w:val="TableNormal"/>
+    <w:tblPr>
+      <w:tblStyleRowBandSize w:val="1"/>
+      <w:tblStyleColBandSize w:val="1"/>
+      <w:tblCellMar>
+        <w:top w:w="0.0" w:type="dxa"/>
+        <w:left w:w="115.0" w:type="dxa"/>
+        <w:bottom w:w="0.0" w:type="dxa"/>
+        <w:right w:w="115.0" w:type="dxa"/>
+      </w:tblCellMar>
+    </w:tblPr>
   </w:style>
   <w:style w:type="table" w:styleId="Table1">
     <w:basedOn w:val="TableNormal"/>
@@ -3450,7 +3548,7 @@
 
 <file path=customXML/item1.xml><?xml version="1.0" encoding="utf-8"?>
 <go:gDocsCustomXmlDataStorage xmlns:go="http://customooxmlschemas.google.com/" xmlns:r="http://schemas.openxmlformats.org/officeDocument/2006/relationships" uri="GoogleDocsCustomDataVersion2">
-  <go:docsCustomData xmlns:go="http://customooxmlschemas.google.com/" roundtripDataSignature="AMtx7mhEl81dyGet3k1tT97JK+PH97VlbQ==">CgMxLjA4AHIhMU5RWm95TDRxekhaOVN4VkRyVVdFWmRPTG9fZndiN1A3</go:docsCustomData>
+  <go:docsCustomData xmlns:go="http://customooxmlschemas.google.com/" roundtripDataSignature="AMtx7mgY4MfVof/7y0hwWgwyEDVunFMiWg==">CgMxLjA4AHIhMWhvS2RIQ3BqSThTQzg2eUlKS2Qta0JJQUkzRkl2dHRD</go:docsCustomData>
 </go:gDocsCustomXmlDataStorage>
 </file>
 
